--- a/downloads/teacher/05 Materials/Unit 02/Slides/Slides 02.02 - Traits, Strengths, and Interests.docx
+++ b/downloads/teacher/05 Materials/Unit 02/Slides/Slides 02.02 - Traits, Strengths, and Interests.docx
@@ -1002,15 +1002,6 @@
       </w:r>
       <w:r>
         <w:t xml:space="preserve">Notes: Students write one word next to each letter on the quiz header. Say what the quiz is: a paper version in the same six categories counselors use. Say what it is not: a fortune. If they have used the O*NET Interest Profiler, say the letters are the same.</w:t>
-      </w:r>
-      <w:r>
-        <w:t xml:space="preserve"> </w:t>
-      </w:r>
-      <w:r>
-        <w:rPr>
-          <w:rStyle w:val="TeacherNote"/>
-        </w:rPr>
-        <w:t xml:space="preserve">[Sal: check with the counselor whether grade 8 takes it.]</w:t>
       </w:r>
     </w:p>
     <w:p>
